--- a/_output/SATP-Methodology.docx
+++ b/_output/SATP-Methodology.docx
@@ -11060,7 +11060,7 @@
         <w:t xml:space="preserve"> </w:t>
       </w:r>
       <w:r>
-        <w:t xml:space="preserve">= np.float64(0.61)), which fell well below the threshold despite passing both Steps 1 and 2 with strong SEM fit indices, is particularly notable. The SEM results for cmn in the SATP v1.5 dataset are identical to those from the previous v1.4 analysis, suggesting that the issue is not related to the SEM fitting itself but rather to changes in the reference circumplex used for the SSM analysis. The cause of this degradation is discussed further in</w:t>
+        <w:t xml:space="preserve">= 0.61), which fell well below the threshold despite passing both Steps 1 and 2 with strong SEM fit indices, is particularly notable. The SEM results for cmn in the SATP v1.5 dataset are identical to those from the previous v1.4 analysis, suggesting that the issue is not related to the SEM fitting itself but rather to changes in the reference circumplex used for the SSM analysis. The cause of this degradation is discussed further in</w:t>
       </w:r>
       <w:r>
         <w:t xml:space="preserve"> </w:t>

--- a/_output/SATP-Methodology.docx
+++ b/_output/SATP-Methodology.docx
@@ -7,7 +7,7 @@
         <w:pStyle w:val="Title"/>
       </w:pPr>
       <w:r>
-        <w:t xml:space="preserve">Chapter 4 - Procedure for testing and adjusting translations of the Soundscape (quasi-)Circumplex Model</w:t>
+        <w:t xml:space="preserve">Chapter 4 - Soundscape Translation Data: Analysis, Validation, and Application</w:t>
       </w:r>
     </w:p>
     <w:p>
@@ -23,7 +23,31 @@
         <w:pStyle w:val="Author"/>
       </w:pPr>
       <w:r>
+        <w:t xml:space="preserve">Tin Oberman</w:t>
+      </w:r>
+    </w:p>
+    <w:p>
+      <w:pPr>
+        <w:pStyle w:val="Author"/>
+      </w:pPr>
+      <w:r>
         <w:t xml:space="preserve">Francesco Aletta</w:t>
+      </w:r>
+    </w:p>
+    <w:p>
+      <w:pPr>
+        <w:pStyle w:val="Author"/>
+      </w:pPr>
+      <w:r>
+        <w:t xml:space="preserve">Jian Kang</w:t>
+      </w:r>
+    </w:p>
+    <w:p>
+      <w:pPr>
+        <w:pStyle w:val="Author"/>
+      </w:pPr>
+      <w:r>
+        <w:t xml:space="preserve">Östen Axelsson</w:t>
       </w:r>
     </w:p>
     <w:p>

--- a/_output/SATP-Methodology.docx
+++ b/_output/SATP-Methodology.docx
@@ -140,7 +140,7 @@
         <w:t xml:space="preserve"> </w:t>
       </w:r>
       <w:r>
-        <w:t xml:space="preserve">However, to ensure consistency and comparability across all twenty-two languages included in the Soundscape Attributes Translation Project (SATP), it was necessary to develop a standardised quantitative procedure which can evaluate all languages on the same basis and consider the compiled dataset as a whole.</w:t>
+        <w:t xml:space="preserve">However, to ensure consistency and comparability across all twenty-three languages included in the Soundscape Attributes Translation Project (SATP), it was necessary to develop a standardised quantitative procedure which can evaluate all languages on the same basis and consider the compiled dataset as a whole.</w:t>
       </w:r>
     </w:p>
     <w:p>
@@ -148,7 +148,7 @@
         <w:pStyle w:val="BodyText"/>
       </w:pPr>
       <w:r>
-        <w:t xml:space="preserve">This chapter therefore presents such a procedure: a systematic, four-step approach for evaluating and adjusting the quasi-circumplex structure of translated versions of the SCM questionnaire.</w:t>
+        <w:t xml:space="preserve">This chapter therefore presents such a procedure: a systematic, four-step approach for evaluating and adjusting the quasi-circumplex structure of translated versions of the SCM questionnaire. The outcome of this procedure is a classification of each translation’s structural validity and a set of adjusted angles that can be applied to correct for structural deviations when computing soundscape coordinates.</w:t>
       </w:r>
       <w:r>
         <w:t xml:space="preserve"> </w:t>
@@ -242,7 +242,7 @@
         <w:t xml:space="preserve"> </w:t>
       </w:r>
       <w:r>
-        <w:t xml:space="preserve">This chapter focuses exclusively on the quantitative validation procedure applied to the compiled SATP v1.5 dataset, which encompasses 23 languages collected across 24 institutions.</w:t>
+        <w:t xml:space="preserve">This chapter focuses exclusively on the quantitative validation procedure applied to the compiled SATP v1.5 dataset, which encompasses twenty-three languages collected across 24 institutions.</w:t>
       </w:r>
     </w:p>
     <w:p>
@@ -1777,13 +1777,7 @@
         <w:pStyle w:val="BodyText"/>
       </w:pPr>
       <w:r>
-        <w:t xml:space="preserve">Browne</w:t>
-      </w:r>
-      <w:r>
-        <w:t xml:space="preserve"> </w:t>
-      </w:r>
-      <w:r>
-        <w:t xml:space="preserve">(1992)</w:t>
+        <w:t xml:space="preserve">Browne (1992)</w:t>
       </w:r>
       <w:r>
         <w:t xml:space="preserve"> </w:t>
@@ -1853,7 +1847,7 @@
         <w:pStyle w:val="BodyText"/>
       </w:pPr>
       <w:r>
-        <w:t xml:space="preserve">As researchers delve into the intricacies of psychological spaces, the choice between a strict circumplex, a quasi-circumplex, or a more general circular structure becomes crucial.</w:t>
+        <w:t xml:space="preserve">As researchers encounter the intricacies of psychological spaces, the choice between a strict circumplex, a quasi-circumplex, or a more general circular structure becomes crucial.</w:t>
       </w:r>
       <w:r>
         <w:t xml:space="preserve"> </w:t>

--- a/_output/SATP-Methodology.docx
+++ b/_output/SATP-Methodology.docx
@@ -2066,7 +2066,7 @@
         <w:t xml:space="preserve"> </w:t>
       </w:r>
       <w:r>
-        <w:t xml:space="preserve">If the circumplex structure is identical between the two languages, then this approach would allow for the most direct comparison between the two languages.</w:t>
+        <w:t xml:space="preserve">If the underlying circumplex structure is identical between the two languages, then this approach would allow for the most direct comparison between the two languages.</w:t>
       </w:r>
       <w:r>
         <w:t xml:space="preserve"> </w:t>
